--- a/templates/Global_Candidate_Profile_EA_India_v2.docx
+++ b/templates/Global_Candidate_Profile_EA_India_v2.docx
@@ -1286,13 +1286,7 @@
       </w:rPr>
     </w:pPr>
     <w:r>
-      <w:t>[</w:t>
-    </w:r>
-    <w:r>
-      <w:t>Candidate Name</w:t>
-    </w:r>
-    <w:r>
-      <w:t>]</w:t>
+      <w:t>{{CANDIDATE_NAME}}</w:t>
     </w:r>
   </w:p>
   <w:p/>

--- a/templates/Global_Candidate_Profile_EA_India_v2.docx
+++ b/templates/Global_Candidate_Profile_EA_India_v2.docx
@@ -303,6 +303,11 @@
         </w:rPr>
         <w:t>{{BUSINESS_EXPERIENCE_BLOCK}}</w:t>
       </w:r>
+    </w:p>
+    <w:p>
+      <w:pPr>
+        <w:pStyle w:val="SHText"/>
+      </w:pPr>
     </w:p>
     <w:p>
       <w:pPr>

--- a/templates/Global_Candidate_Profile_EA_India_v2.docx
+++ b/templates/Global_Candidate_Profile_EA_India_v2.docx
@@ -80,7 +80,6 @@
     <w:p>
       <w:pPr>
         <w:pStyle w:val="SHText"/>
-        <w:ind w:left="-426"/>
       </w:pPr>
     </w:p>
     <w:p>
@@ -121,7 +120,6 @@
     <w:p>
       <w:pPr>
         <w:pStyle w:val="SHDate"/>
-        <w:ind w:left="-426"/>
         <w:rPr>
           <w:rFonts w:eastAsiaTheme="minorEastAsia" w:cs="Calibri"/>
           <w:lang w:val="en-IN"/>
@@ -138,7 +136,6 @@
     <w:p>
       <w:pPr>
         <w:pStyle w:val="SHDate"/>
-        <w:ind w:left="-426"/>
         <w:rPr>
           <w:rFonts w:eastAsiaTheme="minorEastAsia" w:cs="Calibri"/>
           <w:lang w:val="en-IN"/>
@@ -158,7 +155,6 @@
     <w:p>
       <w:pPr>
         <w:pStyle w:val="SHDate"/>
-        <w:ind w:left="-426"/>
         <w:rPr>
           <w:rFonts w:eastAsiaTheme="minorEastAsia" w:cs="Calibri"/>
           <w:lang w:val="en-IN"/>
@@ -178,7 +174,6 @@
     <w:p>
       <w:pPr>
         <w:pStyle w:val="SHDate"/>
-        <w:ind w:left="-426"/>
         <w:rPr>
           <w:rFonts w:eastAsiaTheme="minorEastAsia" w:cs="Calibri"/>
           <w:lang w:val="en-IN"/>
@@ -208,6 +203,7 @@
     </w:p>
     <w:p>
       <w:pPr>
+        <w:ind w:left="-426"/>
         <w:rPr>
           <w:color w:val="0F2446" w:themeColor="accent1"/>
           <w:sz w:val="12"/>
@@ -241,11 +237,13 @@
     <w:p>
       <w:pPr>
         <w:pStyle w:val="SHSubHeading"/>
-      </w:pPr>
-    </w:p>
-    <w:p>
-      <w:pPr>
-        <w:pStyle w:val="SHText"/>
+        <w:ind w:left="-426"/>
+      </w:pPr>
+    </w:p>
+    <w:p>
+      <w:pPr>
+        <w:pStyle w:val="SHText"/>
+        <w:ind w:left="-426"/>
       </w:pPr>
       <w:bookmarkStart w:id="1" w:name="Text4"/>
       <w:r>
@@ -255,6 +253,7 @@
     <w:p>
       <w:pPr>
         <w:pStyle w:val="SHText"/>
+        <w:ind w:left="-426"/>
       </w:pPr>
     </w:p>
     <w:p>
@@ -268,16 +267,19 @@
     <w:p>
       <w:pPr>
         <w:pStyle w:val="SHText"/>
-      </w:pPr>
-    </w:p>
-    <w:p>
-      <w:pPr>
-        <w:pStyle w:val="SHText"/>
+        <w:ind w:left="-426"/>
+      </w:pPr>
+    </w:p>
+    <w:p>
+      <w:pPr>
+        <w:pStyle w:val="SHText"/>
+        <w:ind w:left="-426"/>
       </w:pPr>
     </w:p>
     <w:p>
       <w:pPr>
         <w:pStyle w:val="SHSubHeading"/>
+        <w:ind w:left="-426"/>
       </w:pPr>
       <w:r>
         <w:t>Business Experience</w:t>
@@ -286,11 +288,13 @@
     <w:p>
       <w:pPr>
         <w:pStyle w:val="SHHeading"/>
-      </w:pPr>
-    </w:p>
-    <w:p>
-      <w:pPr>
-        <w:pStyle w:val="SHText"/>
+        <w:ind w:left="-426"/>
+      </w:pPr>
+    </w:p>
+    <w:p>
+      <w:pPr>
+        <w:pStyle w:val="SHText"/>
+        <w:ind w:left="-426"/>
         <w:rPr>
           <w:b/>
           <w:bCs/>
@@ -312,6 +316,7 @@
     <w:p>
       <w:pPr>
         <w:pStyle w:val="SHSubHeading"/>
+        <w:ind w:left="-426"/>
       </w:pPr>
       <w:r>
         <w:t>Personal Details</w:t>
@@ -320,11 +325,13 @@
     <w:p>
       <w:pPr>
         <w:pStyle w:val="SHSubHeading"/>
-      </w:pPr>
-    </w:p>
-    <w:p>
-      <w:pPr>
-        <w:pStyle w:val="SHText"/>
+        <w:ind w:left="-426"/>
+      </w:pPr>
+    </w:p>
+    <w:p>
+      <w:pPr>
+        <w:pStyle w:val="SHText"/>
+        <w:ind w:left="-426"/>
         <w:rPr>
           <w:b/>
           <w:bCs/>
@@ -348,6 +355,7 @@
     <w:p>
       <w:pPr>
         <w:pStyle w:val="SHText"/>
+        <w:ind w:left="-426"/>
         <w:rPr>
           <w:b/>
           <w:bCs/>
@@ -367,7 +375,6 @@
     <w:p>
       <w:pPr>
         <w:pStyle w:val="SHText"/>
-        <w:ind w:left="2127"/>
       </w:pPr>
       <w:r>
         <w:t>{{EDU_1_DEGREE}}</w:t>
@@ -388,6 +395,7 @@
     <w:p>
       <w:pPr>
         <w:pStyle w:val="SHText"/>
+        <w:ind w:left="-426"/>
         <w:rPr>
           <w:b/>
           <w:bCs/>
@@ -415,6 +423,7 @@
     <w:p>
       <w:pPr>
         <w:pStyle w:val="SHText"/>
+        <w:ind w:left="-426"/>
         <w:rPr>
           <w:b/>
           <w:bCs/>
@@ -442,16 +451,19 @@
     <w:p>
       <w:pPr>
         <w:pStyle w:val="SHText"/>
-      </w:pPr>
-    </w:p>
-    <w:p>
-      <w:pPr>
-        <w:pStyle w:val="SHText"/>
-      </w:pPr>
-    </w:p>
-    <w:p>
-      <w:pPr>
-        <w:pStyle w:val="SHText"/>
+        <w:ind w:left="-426"/>
+      </w:pPr>
+    </w:p>
+    <w:p>
+      <w:pPr>
+        <w:pStyle w:val="SHText"/>
+        <w:ind w:left="-426"/>
+      </w:pPr>
+    </w:p>
+    <w:p>
+      <w:pPr>
+        <w:pStyle w:val="SHText"/>
+        <w:ind w:left="-426"/>
       </w:pPr>
       <w:r>
         <w:rPr>
@@ -474,11 +486,13 @@
     <w:p>
       <w:pPr>
         <w:pStyle w:val="SHText"/>
-      </w:pPr>
-    </w:p>
-    <w:p>
-      <w:pPr>
-        <w:pStyle w:val="SHText"/>
+        <w:ind w:left="-426"/>
+      </w:pPr>
+    </w:p>
+    <w:p>
+      <w:pPr>
+        <w:pStyle w:val="SHText"/>
+        <w:ind w:left="-426"/>
       </w:pPr>
       <w:r>
         <w:rPr>
@@ -496,16 +510,19 @@
     <w:p>
       <w:pPr>
         <w:pStyle w:val="SHText"/>
-      </w:pPr>
-    </w:p>
-    <w:p>
-      <w:pPr>
-        <w:pStyle w:val="SHText"/>
-      </w:pPr>
-    </w:p>
-    <w:p>
-      <w:pPr>
-        <w:pStyle w:val="SHText"/>
+        <w:ind w:left="-426"/>
+      </w:pPr>
+    </w:p>
+    <w:p>
+      <w:pPr>
+        <w:pStyle w:val="SHText"/>
+        <w:ind w:left="-426"/>
+      </w:pPr>
+    </w:p>
+    <w:p>
+      <w:pPr>
+        <w:pStyle w:val="SHText"/>
+        <w:ind w:left="-426"/>
       </w:pPr>
       <w:r>
         <w:rPr>

--- a/templates/Global_Candidate_Profile_EA_India_v2.docx
+++ b/templates/Global_Candidate_Profile_EA_India_v2.docx
@@ -245,7 +245,6 @@
         <w:pStyle w:val="SHText"/>
         <w:ind w:left="-426"/>
       </w:pPr>
-      <w:bookmarkStart w:id="1" w:name="Text4"/>
       <w:r>
         <w:t>{{SUMMARY}}</w:t>
       </w:r>
@@ -279,7 +278,6 @@
     <w:p>
       <w:pPr>
         <w:pStyle w:val="SHSubHeading"/>
-        <w:ind w:left="-426"/>
       </w:pPr>
       <w:r>
         <w:t>Business Experience</w:t>
@@ -294,7 +292,6 @@
     <w:p>
       <w:pPr>
         <w:pStyle w:val="SHText"/>
-        <w:ind w:left="-426"/>
         <w:rPr>
           <w:b/>
           <w:bCs/>
@@ -316,7 +313,6 @@
     <w:p>
       <w:pPr>
         <w:pStyle w:val="SHSubHeading"/>
-        <w:ind w:left="-426"/>
       </w:pPr>
       <w:r>
         <w:t>Personal Details</w:t>
@@ -331,7 +327,6 @@
     <w:p>
       <w:pPr>
         <w:pStyle w:val="SHText"/>
-        <w:ind w:left="-426"/>
         <w:rPr>
           <w:b/>
           <w:bCs/>
@@ -355,7 +350,6 @@
     <w:p>
       <w:pPr>
         <w:pStyle w:val="SHText"/>
-        <w:ind w:left="-426"/>
         <w:rPr>
           <w:b/>
           <w:bCs/>
@@ -367,7 +361,19 @@
           <w:bCs/>
         </w:rPr>
         <w:t>{{EDU_1_START}} – {{EDU_1_END}}:</w:t>
+      </w:r>
+      <w:r>
+        <w:rPr>
+          <w:b/>
+          <w:bCs/>
+        </w:rPr>
         <w:tab/>
+      </w:r>
+      <w:r>
+        <w:rPr>
+          <w:b/>
+          <w:bCs/>
+        </w:rPr>
         <w:tab/>
         <w:t>{{EDU_1_INSTITUTION}}, {{EDU_1_LOCATION}}</w:t>
       </w:r>
@@ -395,7 +401,6 @@
     <w:p>
       <w:pPr>
         <w:pStyle w:val="SHText"/>
-        <w:ind w:left="-426"/>
         <w:rPr>
           <w:b/>
           <w:bCs/>
@@ -440,10 +445,18 @@
           <w:bCs/>
         </w:rPr>
         <w:t>{{QUAL_YEAR}}:</w:t>
+      </w:r>
+      <w:r>
+        <w:rPr>
+          <w:b/>
+          <w:bCs/>
+        </w:rPr>
         <w:tab/>
       </w:r>
       <w:r>
         <w:tab/>
+      </w:r>
+      <w:r>
         <w:tab/>
         <w:t>{{QUAL_1}}</w:t>
       </w:r>
@@ -463,7 +476,6 @@
     <w:p>
       <w:pPr>
         <w:pStyle w:val="SHText"/>
-        <w:ind w:left="-426"/>
       </w:pPr>
       <w:r>
         <w:rPr>
@@ -474,6 +486,8 @@
       </w:r>
       <w:r>
         <w:tab/>
+      </w:r>
+      <w:r>
         <w:tab/>
         <w:t>{{NATIONALITY}}</w:t>
       </w:r>
@@ -492,7 +506,6 @@
     <w:p>
       <w:pPr>
         <w:pStyle w:val="SHText"/>
-        <w:ind w:left="-426"/>
       </w:pPr>
       <w:r>
         <w:rPr>
@@ -503,6 +516,8 @@
       </w:r>
       <w:r>
         <w:tab/>
+      </w:r>
+      <w:r>
         <w:tab/>
         <w:t>{{LANGUAGES}}</w:t>
       </w:r>
@@ -522,7 +537,6 @@
     <w:p>
       <w:pPr>
         <w:pStyle w:val="SHText"/>
-        <w:ind w:left="-426"/>
       </w:pPr>
       <w:r>
         <w:rPr>
@@ -533,6 +547,8 @@
       </w:r>
       <w:r>
         <w:tab/>
+      </w:r>
+      <w:r>
         <w:tab/>
         <w:t>{{INTERESTS}}</w:t>
       </w:r>
@@ -780,7 +796,7 @@
       <w:p>
         <w:pPr>
           <w:pStyle w:val="SHText"/>
-          <w:ind w:left="-567" w:right="-46"/>
+          <w:ind w:left="284" w:right="-46"/>
           <w:jc w:val="center"/>
           <w:rPr>
             <w:color w:val="0F2446" w:themeColor="accent1"/>
@@ -1094,7 +1110,7 @@
         <w:noProof/>
       </w:rPr>
       <w:drawing>
-        <wp:anchor distT="0" distB="0" distL="114300" distR="114300" simplePos="0" relativeHeight="251660295" behindDoc="0" locked="0" layoutInCell="1" allowOverlap="1" wp14:anchorId="5B8571A0" wp14:editId="73C541BA">
+        <wp:anchor distT="0" distB="0" distL="114300" distR="114300" simplePos="0" relativeHeight="251660295" behindDoc="0" locked="0" layoutInCell="1" allowOverlap="1" wp14:anchorId="5B8571A0" wp14:editId="784E1784">
           <wp:simplePos x="0" y="0"/>
           <wp:positionH relativeFrom="margin">
             <wp:posOffset>1676400</wp:posOffset>
@@ -2711,25 +2727,6 @@
 </file>
 
 <file path=customXml/item1.xml><?xml version="1.0" encoding="utf-8"?>
-<b:Sources xmlns:b="http://schemas.openxmlformats.org/officeDocument/2006/bibliography" xmlns="http://schemas.openxmlformats.org/officeDocument/2006/bibliography" SelectedStyle="\APA.XSL" StyleName="APA"/>
-</file>
-
-<file path=customXml/item2.xml><?xml version="1.0" encoding="utf-8"?>
-<p:properties xmlns:p="http://schemas.microsoft.com/office/2006/metadata/properties" xmlns:xsi="http://www.w3.org/2001/XMLSchema-instance" xmlns:pc="http://schemas.microsoft.com/office/infopath/2007/PartnerControls">
-  <documentManagement/>
-</p:properties>
-</file>
-
-<file path=customXml/item3.xml><?xml version="1.0" encoding="utf-8"?>
-<?mso-contentType ?>
-<FormTemplates xmlns="http://schemas.microsoft.com/sharepoint/v3/contenttype/forms">
-  <Display>DocumentLibraryForm</Display>
-  <Edit>DocumentLibraryForm</Edit>
-  <New>DocumentLibraryForm</New>
-</FormTemplates>
-</file>
-
-<file path=customXml/item4.xml><?xml version="1.0" encoding="utf-8"?>
 <ct:contentTypeSchema xmlns:ct="http://schemas.microsoft.com/office/2006/metadata/contentType" xmlns:ma="http://schemas.microsoft.com/office/2006/metadata/properties/metaAttributes" ct:_="" ma:_="" ma:contentTypeName="Document" ma:contentTypeID="0x0101008B1CF2E482231E4787D75EFA60CFBC15" ma:contentTypeVersion="6" ma:contentTypeDescription="Create a new document." ma:contentTypeScope="" ma:versionID="2a5aac2194841487751a1d4081f03799">
   <xsd:schema xmlns:xsd="http://www.w3.org/2001/XMLSchema" xmlns:xs="http://www.w3.org/2001/XMLSchema" xmlns:p="http://schemas.microsoft.com/office/2006/metadata/properties" xmlns:ns2="57c1535b-a034-4b9b-b3f4-598527d6e648" xmlns:ns3="8d0c9442-6669-46a0-9a8a-1c21b3c53865" targetNamespace="http://schemas.microsoft.com/office/2006/metadata/properties" ma:root="true" ma:fieldsID="575493472424370bc7d9f38597d54e27" ns2:_="" ns3:_="">
     <xsd:import namespace="57c1535b-a034-4b9b-b3f4-598527d6e648"/>
@@ -2908,32 +2905,26 @@
 </ct:contentTypeSchema>
 </file>
 
-<file path=customXml/itemProps1.xml><?xml version="1.0" encoding="utf-8"?>
-<ds:datastoreItem xmlns:ds="http://schemas.openxmlformats.org/officeDocument/2006/customXml" ds:itemID="{8806AE72-FBF9-47B4-8A10-4691382F5DAC}">
-  <ds:schemaRefs>
-    <ds:schemaRef ds:uri="http://schemas.openxmlformats.org/officeDocument/2006/bibliography"/>
-  </ds:schemaRefs>
-</ds:datastoreItem>
+<file path=customXml/item2.xml><?xml version="1.0" encoding="utf-8"?>
+<?mso-contentType ?>
+<FormTemplates xmlns="http://schemas.microsoft.com/sharepoint/v3/contenttype/forms">
+  <Display>DocumentLibraryForm</Display>
+  <Edit>DocumentLibraryForm</Edit>
+  <New>DocumentLibraryForm</New>
+</FormTemplates>
 </file>
 
-<file path=customXml/itemProps2.xml><?xml version="1.0" encoding="utf-8"?>
-<ds:datastoreItem xmlns:ds="http://schemas.openxmlformats.org/officeDocument/2006/customXml" ds:itemID="{2ADA732C-7CCA-4298-BEF1-631D50D1FD07}">
-  <ds:schemaRefs>
-    <ds:schemaRef ds:uri="http://schemas.microsoft.com/office/2006/metadata/properties"/>
-    <ds:schemaRef ds:uri="http://schemas.microsoft.com/office/infopath/2007/PartnerControls"/>
-  </ds:schemaRefs>
-</ds:datastoreItem>
+<file path=customXml/item3.xml><?xml version="1.0" encoding="utf-8"?>
+<p:properties xmlns:p="http://schemas.microsoft.com/office/2006/metadata/properties" xmlns:xsi="http://www.w3.org/2001/XMLSchema-instance" xmlns:pc="http://schemas.microsoft.com/office/infopath/2007/PartnerControls">
+  <documentManagement/>
+</p:properties>
 </file>
 
-<file path=customXml/itemProps3.xml><?xml version="1.0" encoding="utf-8"?>
-<ds:datastoreItem xmlns:ds="http://schemas.openxmlformats.org/officeDocument/2006/customXml" ds:itemID="{479575AD-3A15-4872-AABF-4959A636422E}">
-  <ds:schemaRefs>
-    <ds:schemaRef ds:uri="http://schemas.microsoft.com/sharepoint/v3/contenttype/forms"/>
-  </ds:schemaRefs>
-</ds:datastoreItem>
+<file path=customXml/item4.xml><?xml version="1.0" encoding="utf-8"?>
+<b:Sources xmlns:b="http://schemas.openxmlformats.org/officeDocument/2006/bibliography" xmlns="http://schemas.openxmlformats.org/officeDocument/2006/bibliography" SelectedStyle="\APA.XSL" StyleName="APA"/>
 </file>
 
-<file path=customXml/itemProps4.xml><?xml version="1.0" encoding="utf-8"?>
+<file path=customXml/itemProps1.xml><?xml version="1.0" encoding="utf-8"?>
 <ds:datastoreItem xmlns:ds="http://schemas.openxmlformats.org/officeDocument/2006/customXml" ds:itemID="{11E6EFD8-C505-4035-815E-F86376E473C2}">
   <ds:schemaRefs>
     <ds:schemaRef ds:uri="http://schemas.microsoft.com/office/2006/metadata/contentType"/>
@@ -2950,4 +2941,29 @@
     <ds:schemaRef ds:uri="http://schemas.microsoft.com/internal/obd"/>
   </ds:schemaRefs>
 </ds:datastoreItem>
+</file>
+
+<file path=customXml/itemProps2.xml><?xml version="1.0" encoding="utf-8"?>
+<ds:datastoreItem xmlns:ds="http://schemas.openxmlformats.org/officeDocument/2006/customXml" ds:itemID="{479575AD-3A15-4872-AABF-4959A636422E}">
+  <ds:schemaRefs>
+    <ds:schemaRef ds:uri="http://schemas.microsoft.com/sharepoint/v3/contenttype/forms"/>
+  </ds:schemaRefs>
+</ds:datastoreItem>
+</file>
+
+<file path=customXml/itemProps3.xml><?xml version="1.0" encoding="utf-8"?>
+<ds:datastoreItem xmlns:ds="http://schemas.openxmlformats.org/officeDocument/2006/customXml" ds:itemID="{2ADA732C-7CCA-4298-BEF1-631D50D1FD07}">
+  <ds:schemaRefs>
+    <ds:schemaRef ds:uri="http://schemas.microsoft.com/office/2006/metadata/properties"/>
+    <ds:schemaRef ds:uri="http://schemas.microsoft.com/office/infopath/2007/PartnerControls"/>
+  </ds:schemaRefs>
+</ds:datastoreItem>
+</file>
+
+<file path=customXml/itemProps4.xml><?xml version="1.0" encoding="utf-8"?>
+<ds:datastoreItem xmlns:ds="http://schemas.openxmlformats.org/officeDocument/2006/customXml" ds:itemID="{8806AE72-FBF9-47B4-8A10-4691382F5DAC}">
+  <ds:schemaRefs>
+    <ds:schemaRef ds:uri="http://schemas.openxmlformats.org/officeDocument/2006/bibliography"/>
+  </ds:schemaRefs>
+</ds:datastoreItem>
 </file>
--- a/templates/Global_Candidate_Profile_EA_India_v2.docx
+++ b/templates/Global_Candidate_Profile_EA_India_v2.docx
@@ -120,6 +120,7 @@
     <w:p>
       <w:pPr>
         <w:pStyle w:val="SHDate"/>
+        <w:ind w:left="-426"/>
         <w:rPr>
           <w:rFonts w:eastAsiaTheme="minorEastAsia" w:cs="Calibri"/>
           <w:lang w:val="en-IN"/>
@@ -218,7 +219,7 @@
           <w:headerReference w:type="default" r:id="rId11"/>
           <w:footerReference w:type="default" r:id="rId12"/>
           <w:pgSz w:w="11906" w:h="16838"/>
-          <w:pgMar w:top="3402" w:right="1440" w:bottom="1559" w:left="1440" w:header="709" w:footer="283" w:gutter="0"/>
+          <w:pgMar w:top="3402" w:right="1440" w:bottom="1559" w:left="1440" w:header="57" w:footer="283" w:gutter="0"/>
           <w:cols w:space="708"/>
           <w:docGrid w:linePitch="360"/>
         </w:sectPr>
@@ -245,19 +246,15 @@
         <w:pStyle w:val="SHText"/>
         <w:ind w:left="-426"/>
       </w:pPr>
+      <w:bookmarkStart w:id="1" w:name="Text4"/>
       <w:r>
         <w:t>{{SUMMARY}}</w:t>
       </w:r>
     </w:p>
     <w:p>
       <w:pPr>
-        <w:pStyle w:val="SHText"/>
-        <w:ind w:left="-426"/>
-      </w:pPr>
-    </w:p>
-    <w:p>
-      <w:pPr>
         <w:pStyle w:val="SHBullets"/>
+        <w:ind w:left="-426"/>
       </w:pPr>
       <w:r>
         <w:t>{{SUMMARY_BULLETS}}</w:t>
@@ -271,13 +268,8 @@
     </w:p>
     <w:p>
       <w:pPr>
-        <w:pStyle w:val="SHText"/>
-        <w:ind w:left="-426"/>
-      </w:pPr>
-    </w:p>
-    <w:p>
-      <w:pPr>
         <w:pStyle w:val="SHSubHeading"/>
+        <w:ind w:left="-426"/>
       </w:pPr>
       <w:r>
         <w:t>Business Experience</w:t>
@@ -292,6 +284,7 @@
     <w:p>
       <w:pPr>
         <w:pStyle w:val="SHText"/>
+        <w:ind w:left="-426"/>
         <w:rPr>
           <w:b/>
           <w:bCs/>
@@ -313,6 +306,7 @@
     <w:p>
       <w:pPr>
         <w:pStyle w:val="SHSubHeading"/>
+        <w:ind w:left="-426"/>
       </w:pPr>
       <w:r>
         <w:t>Personal Details</w:t>
@@ -327,6 +321,7 @@
     <w:p>
       <w:pPr>
         <w:pStyle w:val="SHText"/>
+        <w:ind w:left="-426"/>
         <w:rPr>
           <w:b/>
           <w:bCs/>
@@ -350,6 +345,7 @@
     <w:p>
       <w:pPr>
         <w:pStyle w:val="SHText"/>
+        <w:ind w:left="-426"/>
         <w:rPr>
           <w:b/>
           <w:bCs/>
@@ -361,19 +357,7 @@
           <w:bCs/>
         </w:rPr>
         <w:t>{{EDU_1_START}} – {{EDU_1_END}}:</w:t>
-      </w:r>
-      <w:r>
-        <w:rPr>
-          <w:b/>
-          <w:bCs/>
-        </w:rPr>
         <w:tab/>
-      </w:r>
-      <w:r>
-        <w:rPr>
-          <w:b/>
-          <w:bCs/>
-        </w:rPr>
         <w:tab/>
         <w:t>{{EDU_1_INSTITUTION}}, {{EDU_1_LOCATION}}</w:t>
       </w:r>
@@ -381,6 +365,7 @@
     <w:p>
       <w:pPr>
         <w:pStyle w:val="SHText"/>
+        <w:ind w:left="-426"/>
       </w:pPr>
       <w:r>
         <w:t>{{EDU_1_DEGREE}}</w:t>
@@ -401,6 +386,7 @@
     <w:p>
       <w:pPr>
         <w:pStyle w:val="SHText"/>
+        <w:ind w:left="-426"/>
         <w:rPr>
           <w:b/>
           <w:bCs/>
@@ -438,6 +424,7 @@
     <w:p>
       <w:pPr>
         <w:pStyle w:val="SHText"/>
+        <w:ind w:left="-426"/>
       </w:pPr>
       <w:r>
         <w:rPr>
@@ -445,18 +432,10 @@
           <w:bCs/>
         </w:rPr>
         <w:t>{{QUAL_YEAR}}:</w:t>
-      </w:r>
-      <w:r>
-        <w:rPr>
-          <w:b/>
-          <w:bCs/>
-        </w:rPr>
         <w:tab/>
       </w:r>
       <w:r>
         <w:tab/>
-      </w:r>
-      <w:r>
         <w:tab/>
         <w:t>{{QUAL_1}}</w:t>
       </w:r>
@@ -476,6 +455,7 @@
     <w:p>
       <w:pPr>
         <w:pStyle w:val="SHText"/>
+        <w:ind w:left="-426"/>
       </w:pPr>
       <w:r>
         <w:rPr>
@@ -486,8 +466,6 @@
       </w:r>
       <w:r>
         <w:tab/>
-      </w:r>
-      <w:r>
         <w:tab/>
         <w:t>{{NATIONALITY}}</w:t>
       </w:r>
@@ -506,6 +484,7 @@
     <w:p>
       <w:pPr>
         <w:pStyle w:val="SHText"/>
+        <w:ind w:left="-426"/>
       </w:pPr>
       <w:r>
         <w:rPr>
@@ -516,8 +495,6 @@
       </w:r>
       <w:r>
         <w:tab/>
-      </w:r>
-      <w:r>
         <w:tab/>
         <w:t>{{LANGUAGES}}</w:t>
       </w:r>
@@ -537,6 +514,7 @@
     <w:p>
       <w:pPr>
         <w:pStyle w:val="SHText"/>
+        <w:ind w:left="-426"/>
       </w:pPr>
       <w:r>
         <w:rPr>
@@ -547,8 +525,6 @@
       </w:r>
       <w:r>
         <w:tab/>
-      </w:r>
-      <w:r>
         <w:tab/>
         <w:t>{{INTERESTS}}</w:t>
       </w:r>
@@ -557,7 +533,7 @@
       <w:headerReference w:type="default" r:id="rId13"/>
       <w:footerReference w:type="default" r:id="rId14"/>
       <w:pgSz w:w="11906" w:h="16838"/>
-      <w:pgMar w:top="1440" w:right="1440" w:bottom="1276" w:left="992" w:header="709" w:footer="57" w:gutter="0"/>
+      <w:pgMar w:top="1440" w:right="1440" w:bottom="1276" w:left="992" w:header="57" w:footer="57" w:gutter="0"/>
       <w:pgNumType w:start="1"/>
       <w:cols w:space="708"/>
       <w:docGrid w:linePitch="360"/>
@@ -796,7 +772,7 @@
       <w:p>
         <w:pPr>
           <w:pStyle w:val="SHText"/>
-          <w:ind w:left="284" w:right="-46"/>
+          <w:ind w:left="-567" w:right="-46"/>
           <w:jc w:val="center"/>
           <w:rPr>
             <w:color w:val="0F2446" w:themeColor="accent1"/>
@@ -1110,7 +1086,7 @@
         <w:noProof/>
       </w:rPr>
       <w:drawing>
-        <wp:anchor distT="0" distB="0" distL="114300" distR="114300" simplePos="0" relativeHeight="251660295" behindDoc="0" locked="0" layoutInCell="1" allowOverlap="1" wp14:anchorId="5B8571A0" wp14:editId="784E1784">
+        <wp:anchor distT="0" distB="0" distL="114300" distR="114300" simplePos="0" relativeHeight="251660295" behindDoc="0" locked="0" layoutInCell="1" allowOverlap="1" wp14:anchorId="5B8571A0" wp14:editId="73C541BA">
           <wp:simplePos x="0" y="0"/>
           <wp:positionH relativeFrom="margin">
             <wp:posOffset>1676400</wp:posOffset>
@@ -2727,6 +2703,25 @@
 </file>
 
 <file path=customXml/item1.xml><?xml version="1.0" encoding="utf-8"?>
+<b:Sources xmlns:b="http://schemas.openxmlformats.org/officeDocument/2006/bibliography" xmlns="http://schemas.openxmlformats.org/officeDocument/2006/bibliography" SelectedStyle="\APA.XSL" StyleName="APA"/>
+</file>
+
+<file path=customXml/item2.xml><?xml version="1.0" encoding="utf-8"?>
+<p:properties xmlns:p="http://schemas.microsoft.com/office/2006/metadata/properties" xmlns:xsi="http://www.w3.org/2001/XMLSchema-instance" xmlns:pc="http://schemas.microsoft.com/office/infopath/2007/PartnerControls">
+  <documentManagement/>
+</p:properties>
+</file>
+
+<file path=customXml/item3.xml><?xml version="1.0" encoding="utf-8"?>
+<?mso-contentType ?>
+<FormTemplates xmlns="http://schemas.microsoft.com/sharepoint/v3/contenttype/forms">
+  <Display>DocumentLibraryForm</Display>
+  <Edit>DocumentLibraryForm</Edit>
+  <New>DocumentLibraryForm</New>
+</FormTemplates>
+</file>
+
+<file path=customXml/item4.xml><?xml version="1.0" encoding="utf-8"?>
 <ct:contentTypeSchema xmlns:ct="http://schemas.microsoft.com/office/2006/metadata/contentType" xmlns:ma="http://schemas.microsoft.com/office/2006/metadata/properties/metaAttributes" ct:_="" ma:_="" ma:contentTypeName="Document" ma:contentTypeID="0x0101008B1CF2E482231E4787D75EFA60CFBC15" ma:contentTypeVersion="6" ma:contentTypeDescription="Create a new document." ma:contentTypeScope="" ma:versionID="2a5aac2194841487751a1d4081f03799">
   <xsd:schema xmlns:xsd="http://www.w3.org/2001/XMLSchema" xmlns:xs="http://www.w3.org/2001/XMLSchema" xmlns:p="http://schemas.microsoft.com/office/2006/metadata/properties" xmlns:ns2="57c1535b-a034-4b9b-b3f4-598527d6e648" xmlns:ns3="8d0c9442-6669-46a0-9a8a-1c21b3c53865" targetNamespace="http://schemas.microsoft.com/office/2006/metadata/properties" ma:root="true" ma:fieldsID="575493472424370bc7d9f38597d54e27" ns2:_="" ns3:_="">
     <xsd:import namespace="57c1535b-a034-4b9b-b3f4-598527d6e648"/>
@@ -2905,26 +2900,32 @@
 </ct:contentTypeSchema>
 </file>
 
-<file path=customXml/item2.xml><?xml version="1.0" encoding="utf-8"?>
-<?mso-contentType ?>
-<FormTemplates xmlns="http://schemas.microsoft.com/sharepoint/v3/contenttype/forms">
-  <Display>DocumentLibraryForm</Display>
-  <Edit>DocumentLibraryForm</Edit>
-  <New>DocumentLibraryForm</New>
-</FormTemplates>
+<file path=customXml/itemProps1.xml><?xml version="1.0" encoding="utf-8"?>
+<ds:datastoreItem xmlns:ds="http://schemas.openxmlformats.org/officeDocument/2006/customXml" ds:itemID="{8806AE72-FBF9-47B4-8A10-4691382F5DAC}">
+  <ds:schemaRefs>
+    <ds:schemaRef ds:uri="http://schemas.openxmlformats.org/officeDocument/2006/bibliography"/>
+  </ds:schemaRefs>
+</ds:datastoreItem>
 </file>
 
-<file path=customXml/item3.xml><?xml version="1.0" encoding="utf-8"?>
-<p:properties xmlns:p="http://schemas.microsoft.com/office/2006/metadata/properties" xmlns:xsi="http://www.w3.org/2001/XMLSchema-instance" xmlns:pc="http://schemas.microsoft.com/office/infopath/2007/PartnerControls">
-  <documentManagement/>
-</p:properties>
+<file path=customXml/itemProps2.xml><?xml version="1.0" encoding="utf-8"?>
+<ds:datastoreItem xmlns:ds="http://schemas.openxmlformats.org/officeDocument/2006/customXml" ds:itemID="{2ADA732C-7CCA-4298-BEF1-631D50D1FD07}">
+  <ds:schemaRefs>
+    <ds:schemaRef ds:uri="http://schemas.microsoft.com/office/2006/metadata/properties"/>
+    <ds:schemaRef ds:uri="http://schemas.microsoft.com/office/infopath/2007/PartnerControls"/>
+  </ds:schemaRefs>
+</ds:datastoreItem>
 </file>
 
-<file path=customXml/item4.xml><?xml version="1.0" encoding="utf-8"?>
-<b:Sources xmlns:b="http://schemas.openxmlformats.org/officeDocument/2006/bibliography" xmlns="http://schemas.openxmlformats.org/officeDocument/2006/bibliography" SelectedStyle="\APA.XSL" StyleName="APA"/>
+<file path=customXml/itemProps3.xml><?xml version="1.0" encoding="utf-8"?>
+<ds:datastoreItem xmlns:ds="http://schemas.openxmlformats.org/officeDocument/2006/customXml" ds:itemID="{479575AD-3A15-4872-AABF-4959A636422E}">
+  <ds:schemaRefs>
+    <ds:schemaRef ds:uri="http://schemas.microsoft.com/sharepoint/v3/contenttype/forms"/>
+  </ds:schemaRefs>
+</ds:datastoreItem>
 </file>
 
-<file path=customXml/itemProps1.xml><?xml version="1.0" encoding="utf-8"?>
+<file path=customXml/itemProps4.xml><?xml version="1.0" encoding="utf-8"?>
 <ds:datastoreItem xmlns:ds="http://schemas.openxmlformats.org/officeDocument/2006/customXml" ds:itemID="{11E6EFD8-C505-4035-815E-F86376E473C2}">
   <ds:schemaRefs>
     <ds:schemaRef ds:uri="http://schemas.microsoft.com/office/2006/metadata/contentType"/>
@@ -2941,29 +2942,4 @@
     <ds:schemaRef ds:uri="http://schemas.microsoft.com/internal/obd"/>
   </ds:schemaRefs>
 </ds:datastoreItem>
-</file>
-
-<file path=customXml/itemProps2.xml><?xml version="1.0" encoding="utf-8"?>
-<ds:datastoreItem xmlns:ds="http://schemas.openxmlformats.org/officeDocument/2006/customXml" ds:itemID="{479575AD-3A15-4872-AABF-4959A636422E}">
-  <ds:schemaRefs>
-    <ds:schemaRef ds:uri="http://schemas.microsoft.com/sharepoint/v3/contenttype/forms"/>
-  </ds:schemaRefs>
-</ds:datastoreItem>
-</file>
-
-<file path=customXml/itemProps3.xml><?xml version="1.0" encoding="utf-8"?>
-<ds:datastoreItem xmlns:ds="http://schemas.openxmlformats.org/officeDocument/2006/customXml" ds:itemID="{2ADA732C-7CCA-4298-BEF1-631D50D1FD07}">
-  <ds:schemaRefs>
-    <ds:schemaRef ds:uri="http://schemas.microsoft.com/office/2006/metadata/properties"/>
-    <ds:schemaRef ds:uri="http://schemas.microsoft.com/office/infopath/2007/PartnerControls"/>
-  </ds:schemaRefs>
-</ds:datastoreItem>
-</file>
-
-<file path=customXml/itemProps4.xml><?xml version="1.0" encoding="utf-8"?>
-<ds:datastoreItem xmlns:ds="http://schemas.openxmlformats.org/officeDocument/2006/customXml" ds:itemID="{8806AE72-FBF9-47B4-8A10-4691382F5DAC}">
-  <ds:schemaRefs>
-    <ds:schemaRef ds:uri="http://schemas.openxmlformats.org/officeDocument/2006/bibliography"/>
-  </ds:schemaRefs>
-</ds:datastoreItem>
 </file>
--- a/templates/Global_Candidate_Profile_EA_India_v2.docx
+++ b/templates/Global_Candidate_Profile_EA_India_v2.docx
@@ -175,6 +175,7 @@
     <w:p>
       <w:pPr>
         <w:pStyle w:val="SHDate"/>
+        <w:ind w:left="-426"/>
         <w:rPr>
           <w:rFonts w:eastAsiaTheme="minorEastAsia" w:cs="Calibri"/>
           <w:lang w:val="en-IN"/>
@@ -219,7 +220,7 @@
           <w:headerReference w:type="default" r:id="rId11"/>
           <w:footerReference w:type="default" r:id="rId12"/>
           <w:pgSz w:w="11906" w:h="16838"/>
-          <w:pgMar w:top="3402" w:right="1440" w:bottom="1559" w:left="1440" w:header="57" w:footer="283" w:gutter="0"/>
+          <w:pgMar w:top="3402" w:right="1440" w:bottom="1559" w:left="1440" w:header="0" w:footer="283" w:gutter="0"/>
           <w:cols w:space="708"/>
           <w:docGrid w:linePitch="360"/>
         </w:sectPr>
@@ -246,7 +247,6 @@
         <w:pStyle w:val="SHText"/>
         <w:ind w:left="-426"/>
       </w:pPr>
-      <w:bookmarkStart w:id="1" w:name="Text4"/>
       <w:r>
         <w:t>{{SUMMARY}}</w:t>
       </w:r>
@@ -357,7 +357,19 @@
           <w:bCs/>
         </w:rPr>
         <w:t>{{EDU_1_START}} – {{EDU_1_END}}:</w:t>
+      </w:r>
+      <w:r>
+        <w:rPr>
+          <w:b/>
+          <w:bCs/>
+        </w:rPr>
         <w:tab/>
+      </w:r>
+      <w:r>
+        <w:rPr>
+          <w:b/>
+          <w:bCs/>
+        </w:rPr>
         <w:tab/>
         <w:t>{{EDU_1_INSTITUTION}}, {{EDU_1_LOCATION}}</w:t>
       </w:r>
@@ -432,10 +444,18 @@
           <w:bCs/>
         </w:rPr>
         <w:t>{{QUAL_YEAR}}:</w:t>
+      </w:r>
+      <w:r>
+        <w:rPr>
+          <w:b/>
+          <w:bCs/>
+        </w:rPr>
         <w:tab/>
       </w:r>
       <w:r>
         <w:tab/>
+      </w:r>
+      <w:r>
         <w:tab/>
         <w:t>{{QUAL_1}}</w:t>
       </w:r>
@@ -466,6 +486,8 @@
       </w:r>
       <w:r>
         <w:tab/>
+      </w:r>
+      <w:r>
         <w:tab/>
         <w:t>{{NATIONALITY}}</w:t>
       </w:r>
@@ -495,6 +517,8 @@
       </w:r>
       <w:r>
         <w:tab/>
+      </w:r>
+      <w:r>
         <w:tab/>
         <w:t>{{LANGUAGES}}</w:t>
       </w:r>
@@ -525,6 +549,8 @@
       </w:r>
       <w:r>
         <w:tab/>
+      </w:r>
+      <w:r>
         <w:tab/>
         <w:t>{{INTERESTS}}</w:t>
       </w:r>
@@ -533,7 +559,7 @@
       <w:headerReference w:type="default" r:id="rId13"/>
       <w:footerReference w:type="default" r:id="rId14"/>
       <w:pgSz w:w="11906" w:h="16838"/>
-      <w:pgMar w:top="1440" w:right="1440" w:bottom="1276" w:left="992" w:header="57" w:footer="57" w:gutter="0"/>
+      <w:pgMar w:top="1440" w:right="1440" w:bottom="1276" w:left="992" w:header="57" w:footer="0" w:gutter="0"/>
       <w:pgNumType w:start="1"/>
       <w:cols w:space="708"/>
       <w:docGrid w:linePitch="360"/>
@@ -765,122 +791,63 @@
     <w:sdtContent>
       <w:p>
         <w:pPr>
-          <w:pStyle w:val="Footer"/>
-          <w:jc w:val="right"/>
+          <w:rPr>
+            <w:color w:val="FF0000"/>
+          </w:rPr>
         </w:pPr>
       </w:p>
       <w:p>
         <w:pPr>
-          <w:pStyle w:val="SHText"/>
-          <w:ind w:left="-567" w:right="-46"/>
-          <w:jc w:val="center"/>
           <w:rPr>
+            <w:i/>
             <w:color w:val="0F2446" w:themeColor="accent1"/>
-            <w:sz w:val="20"/>
-            <w:szCs w:val="20"/>
+            <w:lang w:eastAsia="en-GB"/>
+          </w:rPr>
+        </w:pPr>
+      </w:p>
+      <w:p>
+        <w:pPr>
+          <w:rPr>
+            <w:i/>
+            <w:color w:val="0F2446" w:themeColor="accent1"/>
+            <w:lang w:eastAsia="en-GB"/>
           </w:rPr>
         </w:pPr>
         <w:r>
           <w:rPr>
-            <w:noProof/>
+            <w:i/>
+            <w:color w:val="0F2446" w:themeColor="accent1"/>
+            <w:lang w:eastAsia="en-GB"/>
           </w:rPr>
-          <mc:AlternateContent>
-            <mc:Choice Requires="wps">
-              <w:drawing>
-                <wp:anchor distT="0" distB="0" distL="114300" distR="114300" simplePos="0" relativeHeight="251664391" behindDoc="0" locked="0" layoutInCell="1" allowOverlap="1" wp14:anchorId="32E95C25" wp14:editId="3D80D361">
-                  <wp:simplePos x="0" y="0"/>
-                  <wp:positionH relativeFrom="page">
-                    <wp:posOffset>7659370</wp:posOffset>
-                  </wp:positionH>
-                  <wp:positionV relativeFrom="paragraph">
-                    <wp:posOffset>576770</wp:posOffset>
-                  </wp:positionV>
-                  <wp:extent cx="7552055" cy="569595"/>
-                  <wp:effectExtent l="0" t="0" r="0" b="1905"/>
-                  <wp:wrapNone/>
-                  <wp:docPr id="2001634813" name="Rectangle 2001634813"/>
-                  <wp:cNvGraphicFramePr/>
-                  <a:graphic xmlns:a="http://schemas.openxmlformats.org/drawingml/2006/main">
-                    <a:graphicData uri="http://schemas.microsoft.com/office/word/2010/wordprocessingShape">
-                      <wps:wsp>
-                        <wps:cNvSpPr/>
-                        <wps:spPr>
-                          <a:xfrm>
-                            <a:off x="0" y="0"/>
-                            <a:ext cx="7552055" cy="569595"/>
-                          </a:xfrm>
-                          <a:prstGeom prst="rect">
-                            <a:avLst/>
-                          </a:prstGeom>
-                          <a:solidFill>
-                            <a:schemeClr val="accent2"/>
-                          </a:solidFill>
-                          <a:ln>
-                            <a:noFill/>
-                          </a:ln>
-                        </wps:spPr>
-                        <wps:style>
-                          <a:lnRef idx="2">
-                            <a:schemeClr val="accent1">
-                              <a:shade val="50000"/>
-                            </a:schemeClr>
-                          </a:lnRef>
-                          <a:fillRef idx="1">
-                            <a:schemeClr val="accent1"/>
-                          </a:fillRef>
-                          <a:effectRef idx="0">
-                            <a:schemeClr val="accent1"/>
-                          </a:effectRef>
-                          <a:fontRef idx="minor">
-                            <a:schemeClr val="lt1"/>
-                          </a:fontRef>
-                        </wps:style>
-                        <wps:bodyPr rot="0" spcFirstLastPara="0" vertOverflow="overflow" horzOverflow="overflow" vert="horz" wrap="square" lIns="91440" tIns="45720" rIns="91440" bIns="45720" numCol="1" spcCol="0" rtlCol="0" fromWordArt="0" anchor="ctr" anchorCtr="0" forceAA="0" compatLnSpc="1">
-                          <a:prstTxWarp prst="textNoShape">
-                            <a:avLst/>
-                          </a:prstTxWarp>
-                          <a:noAutofit/>
-                        </wps:bodyPr>
-                      </wps:wsp>
-                    </a:graphicData>
-                  </a:graphic>
-                  <wp14:sizeRelH relativeFrom="margin">
-                    <wp14:pctWidth>0</wp14:pctWidth>
-                  </wp14:sizeRelH>
-                </wp:anchor>
-              </w:drawing>
-            </mc:Choice>
-            <mc:Fallback>
-              <w:pict>
-                <v:rect w14:anchorId="747F575C" id="Rectangle 2001634813" o:spid="_x0000_s1026" style="position:absolute;margin-left:603.1pt;margin-top:45.4pt;width:594.65pt;height:44.85pt;z-index:251664391;visibility:visible;mso-wrap-style:square;mso-width-percent:0;mso-wrap-distance-left:9pt;mso-wrap-distance-top:0;mso-wrap-distance-right:9pt;mso-wrap-distance-bottom:0;mso-position-horizontal:absolute;mso-position-horizontal-relative:page;mso-position-vertical:absolute;mso-position-vertical-relative:text;mso-width-percent:0;mso-width-relative:margin;v-text-anchor:middle" o:gfxdata="UEsDBBQABgAIAAAAIQC2gziS/gAAAOEBAAATAAAAW0NvbnRlbnRfVHlwZXNdLnhtbJSRQU7DMBBF 90jcwfIWJU67QAgl6YK0S0CoHGBkTxKLZGx5TGhvj5O2G0SRWNoz/78nu9wcxkFMGNg6quQqL6RA 0s5Y6ir5vt9lD1JwBDIwOMJKHpHlpr69KfdHjyxSmriSfYz+USnWPY7AufNIadK6MEJMx9ApD/oD OlTrorhX2lFEilmcO2RdNtjC5xDF9pCuTyYBB5bi6bQ4syoJ3g9WQ0ymaiLzg5KdCXlKLjvcW893 SUOqXwnz5DrgnHtJTxOsQfEKIT7DmDSUCaxw7Rqn8787ZsmRM9e2VmPeBN4uqYvTtW7jvijg9N/y JsXecLq0q+WD6m8AAAD//wMAUEsDBBQABgAIAAAAIQA4/SH/1gAAAJQBAAALAAAAX3JlbHMvLnJl bHOkkMFqwzAMhu+DvYPRfXGawxijTi+j0GvpHsDYimMaW0Yy2fr2M4PBMnrbUb/Q94l/f/hMi1qR JVI2sOt6UJgd+ZiDgffL8ekFlFSbvV0oo4EbChzGx4f9GRdb25HMsYhqlCwG5lrLq9biZkxWOiqY 22YiTra2kYMu1l1tQD30/bPm3wwYN0x18gb45AdQl1tp5j/sFB2T0FQ7R0nTNEV3j6o9feQzro1i OWA14Fm+Q8a1a8+Bvu/d/dMb2JY5uiPbhG/ktn4cqGU/er3pcvwCAAD//wMAUEsDBBQABgAIAAAA IQCE4BV9eAIAAGIFAAAOAAAAZHJzL2Uyb0RvYy54bWysVE1v2zAMvQ/YfxB0X+0EdbsEdYqgRYcB RVusHXpWZak2IIsapcTJfv0o+SNZV+wwLAdFEh8fyWdSF5e71rCtQt+ALfnsJOdMWQlVY19L/v3p 5tNnznwQthIGrCr5Xnl+ufr44aJzSzWHGkylkBGJ9cvOlbwOwS2zzMtatcKfgFOWjBqwFYGO+JpV KDpib002z/OzrAOsHIJU3tPtdW/kq8SvtZLhXmuvAjMlp9xCWjGtL3HNVhdi+YrC1Y0c0hD/kEUr GktBJ6prEQTbYPMHVdtIBA86nEhoM9C6kSrVQNXM8jfVPNbCqVQLiePdJJP/f7TybvvoHpBk6Jxf etrGKnYa2/hP+bFdEms/iaV2gUm6PC+KeV4UnEmyFWeLYlFENbODt0MfvihoWdyUHOljJI3E9taH HjpCYjAPpqluGmPSITaAujLItoI+nZBS2TAfAvyGNDbiLUTPnjTeZIdy0i7sjYo4Y78pzZqKCpin ZFKnvQ006021qFQfv8jpN0YfU0vFJsLIrCn+xD0QjMjjImYDzYCPrio16uSc/y2xvsTJI0UGGybn trGA7xGYMEXu8aNIvTRRpReo9g/IEPox8U7eNPTpboUPDwJpLmiCaNbDPS3aQFdyGHac1YA/37uP eGpXsnLW0ZyV3P/YCFScma+WGnkxOz2Ng5kOp8X5nA54bHk5tthNewXUDzN6VZxM24gPZtxqhPaZ noR1jEomYSXFLrkMOB6uQj//9KhItV4nGA2jE+HWPjoZyaOqsTWfds8C3dC/gTr/DsaZFMs3bdxj o6eF9SaAblKPH3Qd9KZBTo0zPDrxpTg+J9ThaVz9AgAA//8DAFBLAwQUAAYACAAAACEAxxROft0A AAAMAQAADwAAAGRycy9kb3ducmV2LnhtbEyPQU+EMBSE7yb+h+aZeHNbMRBAykaNezFe3PUHFPoW WOkroV0W/73Pkx4nM5n5ptqubhQLzmHwpOF+o0Agtd4O1Gn4POzuchAhGrJm9IQavjHAtr6+qkxp /YU+cNnHTnAJhdJo6GOcSilD26MzYeMnJPaOfnYmspw7aWdz4XI3ykSpTDozEC/0ZsKXHtuv/dlp eHU+fT8Vi9slQ+NlllN8fiOtb2/Wp0cQEdf4F4ZffEaHmpkafyYbxMg6UVnCWQ2F4g+cSB6KNAXR sJerFGRdyf8n6h8AAAD//wMAUEsBAi0AFAAGAAgAAAAhALaDOJL+AAAA4QEAABMAAAAAAAAAAAAA AAAAAAAAAFtDb250ZW50X1R5cGVzXS54bWxQSwECLQAUAAYACAAAACEAOP0h/9YAAACUAQAACwAA AAAAAAAAAAAAAAAvAQAAX3JlbHMvLnJlbHNQSwECLQAUAAYACAAAACEAhOAVfXgCAABiBQAADgAA AAAAAAAAAAAAAAAuAgAAZHJzL2Uyb0RvYy54bWxQSwECLQAUAAYACAAAACEAxxROft0AAAAMAQAA DwAAAAAAAAAAAAAAAADSBAAAZHJzL2Rvd25yZXYueG1sUEsFBgAAAAAEAAQA8wAAANwFAAAAAA== " fillcolor="#ea963e [3205]" stroked="f" strokeweight="1pt">
-                  <w10:wrap anchorx="page"/>
-                </v:rect>
-              </w:pict>
-            </mc:Fallback>
-          </mc:AlternateContent>
+          <w:t>This profile is submitted in confidence and subject to Sheffield Haworth’s standard terms and conditions.</w:t>
         </w:r>
+      </w:p>
+      <w:p>
+        <w:pPr>
+          <w:jc w:val="center"/>
+          <w:rPr>
+            <w:i/>
+            <w:color w:val="0F2446" w:themeColor="accent1"/>
+            <w:lang w:eastAsia="en-GB"/>
+          </w:rPr>
+        </w:pPr>
         <w:r>
           <w:rPr>
             <w:i/>
             <w:color w:val="0F2446" w:themeColor="accent1"/>
-            <w:sz w:val="20"/>
-            <w:szCs w:val="20"/>
+            <w:lang w:eastAsia="en-GB"/>
           </w:rPr>
-          <w:t>This profile is submitted in confidence and subject to Sheffield Haworth’s standard terms and conditions. A copy of these can be provided upon request.</w:t>
+          <w:t>A copy of these can be provided upon request.</w:t>
         </w:r>
       </w:p>
       <w:p>
         <w:pPr>
-          <w:tabs>
-            <w:tab w:val="center" w:pos="4153"/>
-            <w:tab w:val="right" w:pos="8306"/>
-          </w:tabs>
-          <w:overflowPunct w:val="0"/>
-          <w:autoSpaceDE w:val="0"/>
-          <w:autoSpaceDN w:val="0"/>
-          <w:adjustRightInd w:val="0"/>
-          <w:ind w:left="-567" w:right="-752"/>
-          <w:textAlignment w:val="baseline"/>
+          <w:jc w:val="center"/>
+        </w:pPr>
+      </w:p>
+      <w:p>
+        <w:pPr>
+          <w:jc w:val="center"/>
           <w:rPr>
             <w:rFonts w:ascii="Raleway" w:hAnsi="Raleway"/>
             <w:noProof/>
@@ -890,36 +857,7 @@
       </w:p>
       <w:p>
         <w:pPr>
-          <w:tabs>
-            <w:tab w:val="center" w:pos="4153"/>
-            <w:tab w:val="right" w:pos="8306"/>
-          </w:tabs>
-          <w:overflowPunct w:val="0"/>
-          <w:autoSpaceDE w:val="0"/>
-          <w:autoSpaceDN w:val="0"/>
-          <w:adjustRightInd w:val="0"/>
-          <w:ind w:left="-567" w:right="-752"/>
-          <w:textAlignment w:val="baseline"/>
-          <w:rPr>
-            <w:rFonts w:ascii="Raleway" w:hAnsi="Raleway"/>
-            <w:noProof/>
-            <w:color w:val="002060"/>
-          </w:rPr>
-        </w:pPr>
-      </w:p>
-      <w:p>
-        <w:pPr>
-          <w:tabs>
-            <w:tab w:val="center" w:pos="4153"/>
-            <w:tab w:val="right" w:pos="8306"/>
-          </w:tabs>
-          <w:overflowPunct w:val="0"/>
-          <w:autoSpaceDE w:val="0"/>
-          <w:autoSpaceDN w:val="0"/>
-          <w:adjustRightInd w:val="0"/>
-          <w:ind w:left="-567" w:right="-752"/>
           <w:jc w:val="center"/>
-          <w:textAlignment w:val="baseline"/>
           <w:rPr>
             <w:rFonts w:ascii="Raleway" w:hAnsi="Raleway"/>
             <w:noProof/>
@@ -1025,13 +963,13 @@
         <w:noProof/>
       </w:rPr>
       <w:drawing>
-        <wp:anchor distT="0" distB="0" distL="114300" distR="114300" simplePos="0" relativeHeight="251662343" behindDoc="1" locked="0" layoutInCell="1" allowOverlap="1" wp14:anchorId="215D320A" wp14:editId="6B3287DF">
+        <wp:anchor distT="0" distB="0" distL="114300" distR="114300" simplePos="0" relativeHeight="251662343" behindDoc="1" locked="0" layoutInCell="1" allowOverlap="1" wp14:anchorId="215D320A" wp14:editId="52EFC4F1">
           <wp:simplePos x="0" y="0"/>
           <wp:positionH relativeFrom="page">
-            <wp:posOffset>-1532890</wp:posOffset>
+            <wp:posOffset>-1523365</wp:posOffset>
           </wp:positionH>
           <wp:positionV relativeFrom="paragraph">
-            <wp:posOffset>-7093585</wp:posOffset>
+            <wp:posOffset>-6674485</wp:posOffset>
           </wp:positionV>
           <wp:extent cx="15294610" cy="14991715"/>
           <wp:effectExtent l="2095500" t="0" r="2974340" b="0"/>
@@ -1081,20 +1019,23 @@
         </wp:anchor>
       </w:drawing>
     </w:r>
+  </w:p>
+  <w:p/>
+  <w:p>
     <w:r>
       <w:rPr>
         <w:noProof/>
       </w:rPr>
       <w:drawing>
-        <wp:anchor distT="0" distB="0" distL="114300" distR="114300" simplePos="0" relativeHeight="251660295" behindDoc="0" locked="0" layoutInCell="1" allowOverlap="1" wp14:anchorId="5B8571A0" wp14:editId="73C541BA">
+        <wp:anchor distT="0" distB="0" distL="114300" distR="114300" simplePos="0" relativeHeight="251660295" behindDoc="0" locked="0" layoutInCell="1" allowOverlap="1" wp14:anchorId="5B8571A0" wp14:editId="6C893BA0">
           <wp:simplePos x="0" y="0"/>
           <wp:positionH relativeFrom="margin">
             <wp:posOffset>1676400</wp:posOffset>
           </wp:positionH>
           <wp:positionV relativeFrom="paragraph">
-            <wp:posOffset>50165</wp:posOffset>
+            <wp:posOffset>180340</wp:posOffset>
           </wp:positionV>
-          <wp:extent cx="2548443" cy="439387"/>
+          <wp:extent cx="2548255" cy="438785"/>
           <wp:effectExtent l="0" t="0" r="4445" b="0"/>
           <wp:wrapNone/>
           <wp:docPr id="64" name="Picture 64" descr="Logo  Description automatically generated"/>
@@ -1123,7 +1064,7 @@
                 <pic:spPr>
                   <a:xfrm>
                     <a:off x="0" y="0"/>
-                    <a:ext cx="2548443" cy="439387"/>
+                    <a:ext cx="2548255" cy="438785"/>
                   </a:xfrm>
                   <a:prstGeom prst="rect">
                     <a:avLst/>
@@ -1142,8 +1083,6 @@
       </w:drawing>
     </w:r>
   </w:p>
-  <w:p/>
-  <w:p/>
 </w:hdr>
 </file>
 
@@ -1155,22 +1094,31 @@
       <w:jc w:val="right"/>
     </w:pPr>
     <w:r>
+      <w:t xml:space="preserve"> </w:t>
+    </w:r>
+  </w:p>
+  <w:p>
+    <w:pPr>
+      <w:pStyle w:val="SHSubHeading"/>
+      <w:jc w:val="right"/>
+    </w:pPr>
+    <w:r>
       <w:rPr>
         <w:noProof/>
       </w:rPr>
       <w:drawing>
-        <wp:anchor distT="0" distB="0" distL="114300" distR="114300" simplePos="0" relativeHeight="251666439" behindDoc="0" locked="0" layoutInCell="1" allowOverlap="1" wp14:anchorId="7AD41623" wp14:editId="356223F8">
+        <wp:anchor distT="0" distB="0" distL="114300" distR="114300" simplePos="0" relativeHeight="251666439" behindDoc="0" locked="0" layoutInCell="1" allowOverlap="1" wp14:anchorId="7AD41623" wp14:editId="016AA6D2">
           <wp:simplePos x="0" y="0"/>
           <wp:positionH relativeFrom="margin">
             <wp:posOffset>1960880</wp:posOffset>
           </wp:positionH>
           <wp:positionV relativeFrom="paragraph">
-            <wp:posOffset>50165</wp:posOffset>
+            <wp:posOffset>189230</wp:posOffset>
           </wp:positionV>
-          <wp:extent cx="2548443" cy="439387"/>
-          <wp:effectExtent l="0" t="0" r="4445" b="0"/>
+          <wp:extent cx="2400300" cy="413385"/>
+          <wp:effectExtent l="0" t="0" r="0" b="5715"/>
           <wp:wrapNone/>
-          <wp:docPr id="848399437" name="Picture 848399437" descr="Logo  Description automatically generated"/>
+          <wp:docPr id="1843381033" name="Picture 1843381033" descr="Logo  Description automatically generated"/>
           <wp:cNvGraphicFramePr>
             <a:graphicFrameLocks xmlns:a="http://schemas.openxmlformats.org/drawingml/2006/main" noChangeAspect="1"/>
           </wp:cNvGraphicFramePr>
@@ -1196,7 +1144,7 @@
                 <pic:spPr>
                   <a:xfrm>
                     <a:off x="0" y="0"/>
-                    <a:ext cx="2548443" cy="439387"/>
+                    <a:ext cx="2400300" cy="413385"/>
                   </a:xfrm>
                   <a:prstGeom prst="rect">
                     <a:avLst/>
@@ -1213,70 +1161,6 @@
           </wp14:sizeRelV>
         </wp:anchor>
       </w:drawing>
-    </w:r>
-    <w:r>
-      <w:rPr>
-        <w:noProof/>
-      </w:rPr>
-      <w:drawing>
-        <wp:anchor distT="0" distB="0" distL="114300" distR="114300" simplePos="0" relativeHeight="251667463" behindDoc="1" locked="0" layoutInCell="1" allowOverlap="1" wp14:anchorId="110AA043" wp14:editId="5FB2E289">
-          <wp:simplePos x="0" y="0"/>
-          <wp:positionH relativeFrom="page">
-            <wp:posOffset>-1532890</wp:posOffset>
-          </wp:positionH>
-          <wp:positionV relativeFrom="paragraph">
-            <wp:posOffset>-7093585</wp:posOffset>
-          </wp:positionV>
-          <wp:extent cx="15294610" cy="14991715"/>
-          <wp:effectExtent l="2095500" t="0" r="2974340" b="0"/>
-          <wp:wrapNone/>
-          <wp:docPr id="1760652751" name="Picture 1760652751"/>
-          <wp:cNvGraphicFramePr>
-            <a:graphicFrameLocks xmlns:a="http://schemas.openxmlformats.org/drawingml/2006/main" noChangeAspect="1"/>
-          </wp:cNvGraphicFramePr>
-          <a:graphic xmlns:a="http://schemas.openxmlformats.org/drawingml/2006/main">
-            <a:graphicData uri="http://schemas.openxmlformats.org/drawingml/2006/picture">
-              <pic:pic xmlns:pic="http://schemas.openxmlformats.org/drawingml/2006/picture">
-                <pic:nvPicPr>
-                  <pic:cNvPr id="65" name="Picture 65"/>
-                  <pic:cNvPicPr/>
-                </pic:nvPicPr>
-                <pic:blipFill>
-                  <a:blip r:embed="rId2">
-                    <a:alphaModFix amt="11000"/>
-                    <a:extLst>
-                      <a:ext uri="{28A0092B-C50C-407E-A947-70E740481C1C}">
-                        <a14:useLocalDpi xmlns:a14="http://schemas.microsoft.com/office/drawing/2010/main" val="0"/>
-                      </a:ext>
-                    </a:extLst>
-                  </a:blip>
-                  <a:stretch>
-                    <a:fillRect/>
-                  </a:stretch>
-                </pic:blipFill>
-                <pic:spPr>
-                  <a:xfrm rot="19219161">
-                    <a:off x="0" y="0"/>
-                    <a:ext cx="15294610" cy="14991715"/>
-                  </a:xfrm>
-                  <a:prstGeom prst="rect">
-                    <a:avLst/>
-                  </a:prstGeom>
-                </pic:spPr>
-              </pic:pic>
-            </a:graphicData>
-          </a:graphic>
-          <wp14:sizeRelH relativeFrom="margin">
-            <wp14:pctWidth>0</wp14:pctWidth>
-          </wp14:sizeRelH>
-          <wp14:sizeRelV relativeFrom="margin">
-            <wp14:pctHeight>0</wp14:pctHeight>
-          </wp14:sizeRelV>
-        </wp:anchor>
-      </w:drawing>
-    </w:r>
-    <w:r>
-      <w:t xml:space="preserve"> </w:t>
     </w:r>
   </w:p>
   <w:p>
@@ -2703,25 +2587,6 @@
 </file>
 
 <file path=customXml/item1.xml><?xml version="1.0" encoding="utf-8"?>
-<b:Sources xmlns:b="http://schemas.openxmlformats.org/officeDocument/2006/bibliography" xmlns="http://schemas.openxmlformats.org/officeDocument/2006/bibliography" SelectedStyle="\APA.XSL" StyleName="APA"/>
-</file>
-
-<file path=customXml/item2.xml><?xml version="1.0" encoding="utf-8"?>
-<p:properties xmlns:p="http://schemas.microsoft.com/office/2006/metadata/properties" xmlns:xsi="http://www.w3.org/2001/XMLSchema-instance" xmlns:pc="http://schemas.microsoft.com/office/infopath/2007/PartnerControls">
-  <documentManagement/>
-</p:properties>
-</file>
-
-<file path=customXml/item3.xml><?xml version="1.0" encoding="utf-8"?>
-<?mso-contentType ?>
-<FormTemplates xmlns="http://schemas.microsoft.com/sharepoint/v3/contenttype/forms">
-  <Display>DocumentLibraryForm</Display>
-  <Edit>DocumentLibraryForm</Edit>
-  <New>DocumentLibraryForm</New>
-</FormTemplates>
-</file>
-
-<file path=customXml/item4.xml><?xml version="1.0" encoding="utf-8"?>
 <ct:contentTypeSchema xmlns:ct="http://schemas.microsoft.com/office/2006/metadata/contentType" xmlns:ma="http://schemas.microsoft.com/office/2006/metadata/properties/metaAttributes" ct:_="" ma:_="" ma:contentTypeName="Document" ma:contentTypeID="0x0101008B1CF2E482231E4787D75EFA60CFBC15" ma:contentTypeVersion="6" ma:contentTypeDescription="Create a new document." ma:contentTypeScope="" ma:versionID="2a5aac2194841487751a1d4081f03799">
   <xsd:schema xmlns:xsd="http://www.w3.org/2001/XMLSchema" xmlns:xs="http://www.w3.org/2001/XMLSchema" xmlns:p="http://schemas.microsoft.com/office/2006/metadata/properties" xmlns:ns2="57c1535b-a034-4b9b-b3f4-598527d6e648" xmlns:ns3="8d0c9442-6669-46a0-9a8a-1c21b3c53865" targetNamespace="http://schemas.microsoft.com/office/2006/metadata/properties" ma:root="true" ma:fieldsID="575493472424370bc7d9f38597d54e27" ns2:_="" ns3:_="">
     <xsd:import namespace="57c1535b-a034-4b9b-b3f4-598527d6e648"/>
@@ -2900,32 +2765,26 @@
 </ct:contentTypeSchema>
 </file>
 
-<file path=customXml/itemProps1.xml><?xml version="1.0" encoding="utf-8"?>
-<ds:datastoreItem xmlns:ds="http://schemas.openxmlformats.org/officeDocument/2006/customXml" ds:itemID="{8806AE72-FBF9-47B4-8A10-4691382F5DAC}">
-  <ds:schemaRefs>
-    <ds:schemaRef ds:uri="http://schemas.openxmlformats.org/officeDocument/2006/bibliography"/>
-  </ds:schemaRefs>
-</ds:datastoreItem>
+<file path=customXml/item2.xml><?xml version="1.0" encoding="utf-8"?>
+<?mso-contentType ?>
+<FormTemplates xmlns="http://schemas.microsoft.com/sharepoint/v3/contenttype/forms">
+  <Display>DocumentLibraryForm</Display>
+  <Edit>DocumentLibraryForm</Edit>
+  <New>DocumentLibraryForm</New>
+</FormTemplates>
 </file>
 
-<file path=customXml/itemProps2.xml><?xml version="1.0" encoding="utf-8"?>
-<ds:datastoreItem xmlns:ds="http://schemas.openxmlformats.org/officeDocument/2006/customXml" ds:itemID="{2ADA732C-7CCA-4298-BEF1-631D50D1FD07}">
-  <ds:schemaRefs>
-    <ds:schemaRef ds:uri="http://schemas.microsoft.com/office/2006/metadata/properties"/>
-    <ds:schemaRef ds:uri="http://schemas.microsoft.com/office/infopath/2007/PartnerControls"/>
-  </ds:schemaRefs>
-</ds:datastoreItem>
+<file path=customXml/item3.xml><?xml version="1.0" encoding="utf-8"?>
+<p:properties xmlns:p="http://schemas.microsoft.com/office/2006/metadata/properties" xmlns:xsi="http://www.w3.org/2001/XMLSchema-instance" xmlns:pc="http://schemas.microsoft.com/office/infopath/2007/PartnerControls">
+  <documentManagement/>
+</p:properties>
 </file>
 
-<file path=customXml/itemProps3.xml><?xml version="1.0" encoding="utf-8"?>
-<ds:datastoreItem xmlns:ds="http://schemas.openxmlformats.org/officeDocument/2006/customXml" ds:itemID="{479575AD-3A15-4872-AABF-4959A636422E}">
-  <ds:schemaRefs>
-    <ds:schemaRef ds:uri="http://schemas.microsoft.com/sharepoint/v3/contenttype/forms"/>
-  </ds:schemaRefs>
-</ds:datastoreItem>
+<file path=customXml/item4.xml><?xml version="1.0" encoding="utf-8"?>
+<b:Sources xmlns:b="http://schemas.openxmlformats.org/officeDocument/2006/bibliography" xmlns="http://schemas.openxmlformats.org/officeDocument/2006/bibliography" SelectedStyle="\APA.XSL" StyleName="APA"/>
 </file>
 
-<file path=customXml/itemProps4.xml><?xml version="1.0" encoding="utf-8"?>
+<file path=customXml/itemProps1.xml><?xml version="1.0" encoding="utf-8"?>
 <ds:datastoreItem xmlns:ds="http://schemas.openxmlformats.org/officeDocument/2006/customXml" ds:itemID="{11E6EFD8-C505-4035-815E-F86376E473C2}">
   <ds:schemaRefs>
     <ds:schemaRef ds:uri="http://schemas.microsoft.com/office/2006/metadata/contentType"/>
@@ -2942,4 +2801,29 @@
     <ds:schemaRef ds:uri="http://schemas.microsoft.com/internal/obd"/>
   </ds:schemaRefs>
 </ds:datastoreItem>
+</file>
+
+<file path=customXml/itemProps2.xml><?xml version="1.0" encoding="utf-8"?>
+<ds:datastoreItem xmlns:ds="http://schemas.openxmlformats.org/officeDocument/2006/customXml" ds:itemID="{479575AD-3A15-4872-AABF-4959A636422E}">
+  <ds:schemaRefs>
+    <ds:schemaRef ds:uri="http://schemas.microsoft.com/sharepoint/v3/contenttype/forms"/>
+  </ds:schemaRefs>
+</ds:datastoreItem>
+</file>
+
+<file path=customXml/itemProps3.xml><?xml version="1.0" encoding="utf-8"?>
+<ds:datastoreItem xmlns:ds="http://schemas.openxmlformats.org/officeDocument/2006/customXml" ds:itemID="{2ADA732C-7CCA-4298-BEF1-631D50D1FD07}">
+  <ds:schemaRefs>
+    <ds:schemaRef ds:uri="http://schemas.microsoft.com/office/2006/metadata/properties"/>
+    <ds:schemaRef ds:uri="http://schemas.microsoft.com/office/infopath/2007/PartnerControls"/>
+  </ds:schemaRefs>
+</ds:datastoreItem>
+</file>
+
+<file path=customXml/itemProps4.xml><?xml version="1.0" encoding="utf-8"?>
+<ds:datastoreItem xmlns:ds="http://schemas.openxmlformats.org/officeDocument/2006/customXml" ds:itemID="{8806AE72-FBF9-47B4-8A10-4691382F5DAC}">
+  <ds:schemaRefs>
+    <ds:schemaRef ds:uri="http://schemas.openxmlformats.org/officeDocument/2006/bibliography"/>
+  </ds:schemaRefs>
+</ds:datastoreItem>
 </file>
--- a/templates/Global_Candidate_Profile_EA_India_v2.docx
+++ b/templates/Global_Candidate_Profile_EA_India_v2.docx
@@ -220,7 +220,7 @@
           <w:headerReference w:type="default" r:id="rId11"/>
           <w:footerReference w:type="default" r:id="rId12"/>
           <w:pgSz w:w="11906" w:h="16838"/>
-          <w:pgMar w:top="3402" w:right="1440" w:bottom="1559" w:left="1440" w:header="0" w:footer="283" w:gutter="0"/>
+          <w:pgMar w:top="3402" w:right="1440" w:bottom="1559" w:left="1440" w:header="57" w:footer="283" w:gutter="0"/>
           <w:cols w:space="708"/>
           <w:docGrid w:linePitch="360"/>
         </w:sectPr>
@@ -357,19 +357,7 @@
           <w:bCs/>
         </w:rPr>
         <w:t>{{EDU_1_START}} – {{EDU_1_END}}:</w:t>
-      </w:r>
-      <w:r>
-        <w:rPr>
-          <w:b/>
-          <w:bCs/>
-        </w:rPr>
         <w:tab/>
-      </w:r>
-      <w:r>
-        <w:rPr>
-          <w:b/>
-          <w:bCs/>
-        </w:rPr>
         <w:tab/>
         <w:t>{{EDU_1_INSTITUTION}}, {{EDU_1_LOCATION}}</w:t>
       </w:r>
@@ -444,18 +432,10 @@
           <w:bCs/>
         </w:rPr>
         <w:t>{{QUAL_YEAR}}:</w:t>
-      </w:r>
-      <w:r>
-        <w:rPr>
-          <w:b/>
-          <w:bCs/>
-        </w:rPr>
         <w:tab/>
       </w:r>
       <w:r>
         <w:tab/>
-      </w:r>
-      <w:r>
         <w:tab/>
         <w:t>{{QUAL_1}}</w:t>
       </w:r>
@@ -486,8 +466,6 @@
       </w:r>
       <w:r>
         <w:tab/>
-      </w:r>
-      <w:r>
         <w:tab/>
         <w:t>{{NATIONALITY}}</w:t>
       </w:r>
@@ -517,8 +495,6 @@
       </w:r>
       <w:r>
         <w:tab/>
-      </w:r>
-      <w:r>
         <w:tab/>
         <w:t>{{LANGUAGES}}</w:t>
       </w:r>
@@ -549,8 +525,6 @@
       </w:r>
       <w:r>
         <w:tab/>
-      </w:r>
-      <w:r>
         <w:tab/>
         <w:t>{{INTERESTS}}</w:t>
       </w:r>

--- a/templates/Global_Candidate_Profile_EA_India_v2.docx
+++ b/templates/Global_Candidate_Profile_EA_India_v2.docx
@@ -205,7 +205,6 @@
     </w:p>
     <w:p>
       <w:pPr>
-        <w:ind w:left="-426"/>
         <w:rPr>
           <w:color w:val="0F2446" w:themeColor="accent1"/>
           <w:sz w:val="12"/>
@@ -230,6 +229,7 @@
     <w:p>
       <w:pPr>
         <w:pStyle w:val="SHSubHeading"/>
+        <w:ind w:left="-426"/>
       </w:pPr>
       <w:r>
         <w:lastRenderedPageBreak/>
@@ -269,7 +269,6 @@
     <w:p>
       <w:pPr>
         <w:pStyle w:val="SHSubHeading"/>
-        <w:ind w:left="-426"/>
       </w:pPr>
       <w:r>
         <w:t>Business Experience</w:t>
@@ -301,12 +300,12 @@
     <w:p>
       <w:pPr>
         <w:pStyle w:val="SHText"/>
+        <w:ind w:left="-426"/>
       </w:pPr>
     </w:p>
     <w:p>
       <w:pPr>
         <w:pStyle w:val="SHSubHeading"/>
-        <w:ind w:left="-426"/>
       </w:pPr>
       <w:r>
         <w:t>Personal Details</w:t>
@@ -340,6 +339,7 @@
     <w:p>
       <w:pPr>
         <w:pStyle w:val="SHText"/>
+        <w:ind w:left="-426"/>
       </w:pPr>
     </w:p>
     <w:p>
@@ -374,12 +374,14 @@
     <w:p>
       <w:pPr>
         <w:pStyle w:val="SHText"/>
+        <w:ind w:left="-426"/>
         <w:ind w:left="2127"/>
       </w:pPr>
     </w:p>
     <w:p>
       <w:pPr>
         <w:pStyle w:val="SHText"/>
+        <w:ind w:left="-426"/>
         <w:ind w:left="2127"/>
       </w:pPr>
     </w:p>
@@ -405,6 +407,7 @@
     <w:p>
       <w:pPr>
         <w:pStyle w:val="SHText"/>
+        <w:ind w:left="-426"/>
         <w:rPr>
           <w:b/>
           <w:bCs/>
@@ -473,6 +476,7 @@
     <w:p>
       <w:pPr>
         <w:pStyle w:val="SHText"/>
+        <w:ind w:left="-426"/>
       </w:pPr>
     </w:p>
     <w:p>

--- a/templates/Global_Candidate_Profile_EA_India_v2.docx
+++ b/templates/Global_Candidate_Profile_EA_India_v2.docx
@@ -41,7 +41,6 @@
     <w:p>
       <w:pPr>
         <w:pStyle w:val="SHTitle"/>
-        <w:ind w:left="-426"/>
       </w:pPr>
       <w:r>
         <w:t>Candidate Profile</w:t>
@@ -50,19 +49,16 @@
     <w:p>
       <w:pPr>
         <w:pStyle w:val="SHHeading"/>
-        <w:ind w:left="-426"/>
       </w:pPr>
     </w:p>
     <w:p>
       <w:pPr>
         <w:pStyle w:val="SHHeading"/>
-        <w:ind w:left="-426"/>
       </w:pPr>
     </w:p>
     <w:p>
       <w:pPr>
         <w:pStyle w:val="SHHeading"/>
-        <w:ind w:left="-426"/>
       </w:pPr>
       <w:r>
         <w:t>{{CANDIDATE_NAME}}</w:t>
@@ -85,25 +81,21 @@
     <w:p>
       <w:pPr>
         <w:pStyle w:val="SHText"/>
-        <w:ind w:left="-426"/>
-      </w:pPr>
-    </w:p>
-    <w:p>
-      <w:pPr>
-        <w:pStyle w:val="SHText"/>
-        <w:ind w:left="-426"/>
-      </w:pPr>
-    </w:p>
-    <w:p>
-      <w:pPr>
-        <w:pStyle w:val="SHText"/>
-        <w:ind w:left="-426"/>
+      </w:pPr>
+    </w:p>
+    <w:p>
+      <w:pPr>
+        <w:pStyle w:val="SHText"/>
+      </w:pPr>
+    </w:p>
+    <w:p>
+      <w:pPr>
+        <w:pStyle w:val="SHText"/>
       </w:pPr>
     </w:p>
     <w:p>
       <w:pPr>
         <w:pStyle w:val="SHDate"/>
-        <w:ind w:left="-426"/>
         <w:rPr>
           <w:rFonts w:eastAsiaTheme="minorEastAsia" w:cs="Calibri"/>
           <w:lang w:val="en-IN"/>
@@ -120,7 +112,6 @@
     <w:p>
       <w:pPr>
         <w:pStyle w:val="SHDate"/>
-        <w:ind w:left="-426"/>
         <w:rPr>
           <w:rFonts w:eastAsiaTheme="minorEastAsia" w:cs="Calibri"/>
           <w:lang w:val="en-IN"/>
@@ -146,7 +137,6 @@
     <w:p>
       <w:pPr>
         <w:pStyle w:val="SHDate"/>
-        <w:ind w:left="-426"/>
         <w:rPr>
           <w:rFonts w:eastAsiaTheme="minorEastAsia" w:cs="Calibri"/>
           <w:lang w:val="en-IN"/>
@@ -165,7 +155,6 @@
     <w:p>
       <w:pPr>
         <w:pStyle w:val="SHDate"/>
-        <w:ind w:left="-426"/>
         <w:rPr>
           <w:rFonts w:eastAsiaTheme="minorEastAsia" w:cs="Calibri"/>
           <w:lang w:val="en-IN"/>
@@ -175,7 +164,6 @@
     <w:p>
       <w:pPr>
         <w:pStyle w:val="SHDate"/>
-        <w:ind w:left="-426"/>
         <w:rPr>
           <w:rFonts w:eastAsiaTheme="minorEastAsia" w:cs="Calibri"/>
           <w:lang w:val="en-IN"/>
@@ -200,7 +188,6 @@
     <w:p>
       <w:pPr>
         <w:pStyle w:val="SHText"/>
-        <w:ind w:left="-426"/>
       </w:pPr>
     </w:p>
     <w:p>
@@ -229,7 +216,6 @@
     <w:p>
       <w:pPr>
         <w:pStyle w:val="SHSubHeading"/>
-        <w:ind w:left="-426"/>
       </w:pPr>
       <w:r>
         <w:lastRenderedPageBreak/>
@@ -239,13 +225,11 @@
     <w:p>
       <w:pPr>
         <w:pStyle w:val="SHSubHeading"/>
-        <w:ind w:left="-426"/>
-      </w:pPr>
-    </w:p>
-    <w:p>
-      <w:pPr>
-        <w:pStyle w:val="SHText"/>
-        <w:ind w:left="-426"/>
+      </w:pPr>
+    </w:p>
+    <w:p>
+      <w:pPr>
+        <w:pStyle w:val="SHText"/>
       </w:pPr>
       <w:r>
         <w:t>{{SUMMARY}}</w:t>
@@ -254,7 +238,6 @@
     <w:p>
       <w:pPr>
         <w:pStyle w:val="SHBullets"/>
-        <w:ind w:left="-426"/>
       </w:pPr>
       <w:r>
         <w:t>{{SUMMARY_BULLETS}}</w:t>
@@ -263,7 +246,6 @@
     <w:p>
       <w:pPr>
         <w:pStyle w:val="SHText"/>
-        <w:ind w:left="-426"/>
       </w:pPr>
     </w:p>
     <w:p>
@@ -277,13 +259,11 @@
     <w:p>
       <w:pPr>
         <w:pStyle w:val="SHHeading"/>
-        <w:ind w:left="-426"/>
-      </w:pPr>
-    </w:p>
-    <w:p>
-      <w:pPr>
-        <w:pStyle w:val="SHText"/>
-        <w:ind w:left="-426"/>
+      </w:pPr>
+    </w:p>
+    <w:p>
+      <w:pPr>
+        <w:pStyle w:val="SHText"/>
         <w:rPr>
           <w:b/>
           <w:bCs/>
@@ -300,7 +280,6 @@
     <w:p>
       <w:pPr>
         <w:pStyle w:val="SHText"/>
-        <w:ind w:left="-426"/>
       </w:pPr>
     </w:p>
     <w:p>
@@ -314,13 +293,11 @@
     <w:p>
       <w:pPr>
         <w:pStyle w:val="SHSubHeading"/>
-        <w:ind w:left="-426"/>
-      </w:pPr>
-    </w:p>
-    <w:p>
-      <w:pPr>
-        <w:pStyle w:val="SHText"/>
-        <w:ind w:left="-426"/>
+      </w:pPr>
+    </w:p>
+    <w:p>
+      <w:pPr>
+        <w:pStyle w:val="SHText"/>
         <w:rPr>
           <w:b/>
           <w:bCs/>
@@ -339,13 +316,11 @@
     <w:p>
       <w:pPr>
         <w:pStyle w:val="SHText"/>
-        <w:ind w:left="-426"/>
-      </w:pPr>
-    </w:p>
-    <w:p>
-      <w:pPr>
-        <w:pStyle w:val="SHText"/>
-        <w:ind w:left="-426"/>
+      </w:pPr>
+    </w:p>
+    <w:p>
+      <w:pPr>
+        <w:pStyle w:val="SHText"/>
         <w:rPr>
           <w:b/>
           <w:bCs/>
@@ -365,7 +340,6 @@
     <w:p>
       <w:pPr>
         <w:pStyle w:val="SHText"/>
-        <w:ind w:left="-426"/>
       </w:pPr>
       <w:r>
         <w:t>{{EDU_1_DEGREE}}</w:t>
@@ -374,21 +348,18 @@
     <w:p>
       <w:pPr>
         <w:pStyle w:val="SHText"/>
-        <w:ind w:left="-426"/>
         <w:ind w:left="2127"/>
       </w:pPr>
     </w:p>
     <w:p>
       <w:pPr>
         <w:pStyle w:val="SHText"/>
-        <w:ind w:left="-426"/>
         <w:ind w:left="2127"/>
       </w:pPr>
     </w:p>
     <w:p>
       <w:pPr>
         <w:pStyle w:val="SHText"/>
-        <w:ind w:left="-426"/>
         <w:rPr>
           <w:b/>
           <w:bCs/>
@@ -407,7 +378,6 @@
     <w:p>
       <w:pPr>
         <w:pStyle w:val="SHText"/>
-        <w:ind w:left="-426"/>
         <w:rPr>
           <w:b/>
           <w:bCs/>
@@ -417,7 +387,6 @@
     <w:p>
       <w:pPr>
         <w:pStyle w:val="SHText"/>
-        <w:ind w:left="-426"/>
         <w:rPr>
           <w:b/>
           <w:bCs/>
@@ -427,7 +396,6 @@
     <w:p>
       <w:pPr>
         <w:pStyle w:val="SHText"/>
-        <w:ind w:left="-426"/>
       </w:pPr>
       <w:r>
         <w:rPr>
@@ -446,19 +414,16 @@
     <w:p>
       <w:pPr>
         <w:pStyle w:val="SHText"/>
-        <w:ind w:left="-426"/>
-      </w:pPr>
-    </w:p>
-    <w:p>
-      <w:pPr>
-        <w:pStyle w:val="SHText"/>
-        <w:ind w:left="-426"/>
-      </w:pPr>
-    </w:p>
-    <w:p>
-      <w:pPr>
-        <w:pStyle w:val="SHText"/>
-        <w:ind w:left="-426"/>
+      </w:pPr>
+    </w:p>
+    <w:p>
+      <w:pPr>
+        <w:pStyle w:val="SHText"/>
+      </w:pPr>
+    </w:p>
+    <w:p>
+      <w:pPr>
+        <w:pStyle w:val="SHText"/>
       </w:pPr>
       <w:r>
         <w:rPr>
@@ -476,19 +441,16 @@
     <w:p>
       <w:pPr>
         <w:pStyle w:val="SHText"/>
-        <w:ind w:left="-426"/>
-      </w:pPr>
-    </w:p>
-    <w:p>
-      <w:pPr>
-        <w:pStyle w:val="SHText"/>
-        <w:ind w:left="-426"/>
-      </w:pPr>
-    </w:p>
-    <w:p>
-      <w:pPr>
-        <w:pStyle w:val="SHText"/>
-        <w:ind w:left="-426"/>
+      </w:pPr>
+    </w:p>
+    <w:p>
+      <w:pPr>
+        <w:pStyle w:val="SHText"/>
+      </w:pPr>
+    </w:p>
+    <w:p>
+      <w:pPr>
+        <w:pStyle w:val="SHText"/>
       </w:pPr>
       <w:r>
         <w:rPr>
@@ -506,19 +468,16 @@
     <w:p>
       <w:pPr>
         <w:pStyle w:val="SHText"/>
-        <w:ind w:left="-426"/>
-      </w:pPr>
-    </w:p>
-    <w:p>
-      <w:pPr>
-        <w:pStyle w:val="SHText"/>
-        <w:ind w:left="-426"/>
-      </w:pPr>
-    </w:p>
-    <w:p>
-      <w:pPr>
-        <w:pStyle w:val="SHText"/>
-        <w:ind w:left="-426"/>
+      </w:pPr>
+    </w:p>
+    <w:p>
+      <w:pPr>
+        <w:pStyle w:val="SHText"/>
+      </w:pPr>
+    </w:p>
+    <w:p>
+      <w:pPr>
+        <w:pStyle w:val="SHText"/>
       </w:pPr>
       <w:r>
         <w:rPr>

--- a/templates/Global_Candidate_Profile_EA_India_v2.docx
+++ b/templates/Global_Candidate_Profile_EA_India_v2.docx
@@ -474,6 +474,40 @@
       <w:pPr>
         <w:pStyle w:val="SHText"/>
       </w:pPr>
+    </w:p>
+    <w:p>
+      <w:pPr>
+        <w:pStyle w:val="SHText"/>
+      </w:pPr>
+      <w:r>
+        <w:rPr>
+          <w:b/>
+          <w:bCs/>
+        </w:rPr>
+        <w:t>Additional Information</w:t>
+      </w:r>
+      <w:r>
+        <w:tab/>
+        <w:tab/>
+        <w:t>{{INTERESTS}}</w:t>
+      </w:r>
+    </w:p>
+    <w:p>
+      <w:pPr>
+        <w:pStyle w:val="SHText"/>
+      </w:pPr>
+      <w:r>
+        <w:rPr>
+          <w:b/>
+          <w:bCs/>
+        </w:rPr>
+        <w:t>Interests</w:t>
+      </w:r>
+      <w:r>
+        <w:tab/>
+        <w:tab/>
+        <w:t>{{ADDITIONAL_INFO}}</w:t>
+      </w:r>
     </w:p>
     <w:p>
       <w:pPr>

--- a/templates/Global_Candidate_Profile_EA_India_v2.docx
+++ b/templates/Global_Candidate_Profile_EA_India_v2.docx
@@ -485,23 +485,6 @@
           <w:bCs/>
         </w:rPr>
         <w:t>Additional Information</w:t>
-      </w:r>
-      <w:r>
-        <w:tab/>
-        <w:tab/>
-        <w:t>{{INTERESTS}}</w:t>
-      </w:r>
-    </w:p>
-    <w:p>
-      <w:pPr>
-        <w:pStyle w:val="SHText"/>
-      </w:pPr>
-      <w:r>
-        <w:rPr>
-          <w:b/>
-          <w:bCs/>
-        </w:rPr>
-        <w:t>Interests</w:t>
       </w:r>
       <w:r>
         <w:tab/>

--- a/templates/Global_Candidate_Profile_EA_India_v2.docx
+++ b/templates/Global_Candidate_Profile_EA_India_v2.docx
@@ -478,6 +478,9 @@
     <w:p>
       <w:pPr>
         <w:pStyle w:val="SHText"/>
+        <w:tabs>
+          <w:tab w:val="left" w:pos="2127"/>
+        </w:tabs>
       </w:pPr>
       <w:r>
         <w:rPr>
@@ -495,6 +498,9 @@
     <w:p>
       <w:pPr>
         <w:pStyle w:val="SHText"/>
+        <w:tabs>
+          <w:tab w:val="left" w:pos="2127"/>
+        </w:tabs>
       </w:pPr>
       <w:r>
         <w:rPr>

--- a/templates/Global_Candidate_Profile_EA_India_v2.docx
+++ b/templates/Global_Candidate_Profile_EA_India_v2.docx
@@ -491,7 +491,6 @@
       </w:r>
       <w:r>
         <w:tab/>
-        <w:tab/>
         <w:t>{{ADDITIONAL_INFO}}</w:t>
       </w:r>
     </w:p>
@@ -510,7 +509,6 @@
         <w:t>Interests</w:t>
       </w:r>
       <w:r>
-        <w:tab/>
         <w:tab/>
         <w:t>{{INTERESTS}}</w:t>
       </w:r>

--- a/templates/Global_Candidate_Profile_EA_India_v2.docx
+++ b/templates/Global_Candidate_Profile_EA_India_v2.docx
@@ -481,6 +481,7 @@
         <w:tabs>
           <w:tab w:val="left" w:pos="2127"/>
         </w:tabs>
+        <w:ind w:left="2880" w:hanging="2880"/>
       </w:pPr>
       <w:r>
         <w:rPr>
@@ -500,6 +501,7 @@
         <w:tabs>
           <w:tab w:val="left" w:pos="2127"/>
         </w:tabs>
+        <w:ind w:left="2880" w:hanging="2880"/>
       </w:pPr>
       <w:r>
         <w:rPr>

--- a/templates/Global_Candidate_Profile_EA_India_v2.docx
+++ b/templates/Global_Candidate_Profile_EA_India_v2.docx
@@ -430,6 +430,23 @@
           <w:b/>
           <w:bCs/>
         </w:rPr>
+        <w:t>Technical Skills</w:t>
+      </w:r>
+      <w:r>
+        <w:tab/>
+        <w:tab/>
+        <w:t>{{TECH_SKILLS}}</w:t>
+      </w:r>
+    </w:p>
+    <w:p>
+      <w:pPr>
+        <w:pStyle w:val="SHText"/>
+      </w:pPr>
+      <w:r>
+        <w:rPr>
+          <w:b/>
+          <w:bCs/>
+        </w:rPr>
         <w:t>Nationality</w:t>
       </w:r>
       <w:r>
@@ -474,6 +491,26 @@
       <w:pPr>
         <w:pStyle w:val="SHText"/>
       </w:pPr>
+    </w:p>
+    <w:p>
+      <w:pPr>
+        <w:pStyle w:val="SHText"/>
+        <w:tabs>
+          <w:tab w:val="left" w:pos="2127"/>
+        </w:tabs>
+        <w:ind w:left="2880" w:hanging="2880"/>
+      </w:pPr>
+      <w:r>
+        <w:rPr>
+          <w:b/>
+          <w:bCs/>
+        </w:rPr>
+        <w:t>Professional Affiliations</w:t>
+      </w:r>
+      <w:r>
+        <w:tab/>
+        <w:t>{{PROFESSIONAL_AFFILIATIONS}}</w:t>
+      </w:r>
     </w:p>
     <w:p>
       <w:pPr>

--- a/templates/Global_Candidate_Profile_EA_India_v2.docx
+++ b/templates/Global_Candidate_Profile_EA_India_v2.docx
@@ -430,23 +430,6 @@
           <w:b/>
           <w:bCs/>
         </w:rPr>
-        <w:t>Technical Skills</w:t>
-      </w:r>
-      <w:r>
-        <w:tab/>
-        <w:tab/>
-        <w:t>{{TECH_SKILLS}}</w:t>
-      </w:r>
-    </w:p>
-    <w:p>
-      <w:pPr>
-        <w:pStyle w:val="SHText"/>
-      </w:pPr>
-      <w:r>
-        <w:rPr>
-          <w:b/>
-          <w:bCs/>
-        </w:rPr>
         <w:t>Nationality</w:t>
       </w:r>
       <w:r>
@@ -491,26 +474,6 @@
       <w:pPr>
         <w:pStyle w:val="SHText"/>
       </w:pPr>
-    </w:p>
-    <w:p>
-      <w:pPr>
-        <w:pStyle w:val="SHText"/>
-        <w:tabs>
-          <w:tab w:val="left" w:pos="2127"/>
-        </w:tabs>
-        <w:ind w:left="2880" w:hanging="2880"/>
-      </w:pPr>
-      <w:r>
-        <w:rPr>
-          <w:b/>
-          <w:bCs/>
-        </w:rPr>
-        <w:t>Professional Affiliations</w:t>
-      </w:r>
-      <w:r>
-        <w:tab/>
-        <w:t>{{PROFESSIONAL_AFFILIATIONS}}</w:t>
-      </w:r>
     </w:p>
     <w:p>
       <w:pPr>

--- a/templates/Global_Candidate_Profile_EA_India_v2.docx
+++ b/templates/Global_Candidate_Profile_EA_India_v2.docx
@@ -513,6 +513,15 @@
       <w:r>
         <w:tab/>
         <w:t>{{INTERESTS}}</w:t>
+      </w:r>
+    </w:p>
+    <w:p>
+      <w:pPr>
+        <w:pStyle w:val="SHText"/>
+        <w:pageBreakBefore/>
+      </w:pPr>
+      <w:r>
+        <w:t xml:space="preserve">{{TRANSACTION_EXPERIENCE_BLOCK}}</w:t>
       </w:r>
     </w:p>
     <w:sectPr>

--- a/templates/Global_Candidate_Profile_EA_India_v2.docx
+++ b/templates/Global_Candidate_Profile_EA_India_v2.docx
@@ -420,6 +420,14 @@
       <w:pPr>
         <w:pStyle w:val="SHText"/>
       </w:pPr>
+    </w:p>
+    <w:p>
+      <w:pPr>
+        <w:pStyle w:val="SHText"/>
+      </w:pPr>
+      <w:r>
+        <w:t xml:space="preserve">{{AFFILIATIONS_BLOCK}}</w:t>
+      </w:r>
     </w:p>
     <w:p>
       <w:pPr>

--- a/templates/Global_Candidate_Profile_EA_India_v2.docx
+++ b/templates/Global_Candidate_Profile_EA_India_v2.docx
@@ -420,14 +420,6 @@
       <w:pPr>
         <w:pStyle w:val="SHText"/>
       </w:pPr>
-    </w:p>
-    <w:p>
-      <w:pPr>
-        <w:pStyle w:val="SHText"/>
-      </w:pPr>
-      <w:r>
-        <w:t xml:space="preserve">{{AFFILIATIONS_BLOCK}}</w:t>
-      </w:r>
     </w:p>
     <w:p>
       <w:pPr>

--- a/templates/Global_Candidate_Profile_EA_India_v2.docx
+++ b/templates/Global_Candidate_Profile_EA_India_v2.docx
@@ -372,7 +372,7 @@
           <w:bCs/>
           <w:color w:val="147689" w:themeColor="accent3"/>
         </w:rPr>
-        <w:t>Professional Qualifications</w:t>
+        <w:t>{{QUAL_HEADING}}</w:t>
       </w:r>
     </w:p>
     <w:p>
@@ -513,6 +513,14 @@
       <w:r>
         <w:tab/>
         <w:t>{{INTERESTS}}</w:t>
+      </w:r>
+    </w:p>
+    <w:p>
+      <w:pPr>
+        <w:pStyle w:val="SHText"/>
+      </w:pPr>
+      <w:r>
+        <w:t xml:space="preserve">{{ADDITIONAL_SECTIONS_BLOCK}}</w:t>
       </w:r>
     </w:p>
     <w:p>
